--- a/zht/docx/023.content.docx
+++ b/zht/docx/023.content.docx
@@ -19,7 +19,7 @@
         <w:rPr>
           <w:lang w:val="zh_TW" w:bidi="zh_TW"/>
         </w:rPr>
-        <w:t>Resource: Tyndale Open Study Notes</w:t>
+        <w:t>Resource: Aquifer Open Study Notes (Profiles)</w:t>
       </w:r>
       <w:r>
         <w:rPr>
@@ -112,7 +112,7 @@
         <w:rPr>
           <w:lang w:val="zh_TW" w:bidi="zh_TW"/>
         </w:rPr>
-        <w:t>Tyndale Open Study Notes</w:t>
+        <w:t>Aquifer Open Study Notes (Profiles)</w:t>
       </w:r>
     </w:p>
     <w:p>

--- a/zht/docx/023.content.docx
+++ b/zht/docx/023.content.docx
@@ -247,162 +247,108 @@
         </w:rPr>
         <w:t>亞伯拉罕在擊敗四位美索不達米亞王後，遇見了麥基洗德。美索不達米亞人襲擊所多瑪和蛾摩拉，並俘虜了亞伯拉罕的侄兒羅得（</w:t>
       </w:r>
-      <w:hyperlink r:id="rId13">
-        <w:r>
-          <w:rPr>
-            <w:lang w:val="zh_TW" w:bidi="zh_TW"/>
-          </w:rPr>
-          <w:rPr>
-            <w:color w:val="0000EE"/>
-            <w:u w:val="single"/>
-          </w:rPr>
-          <w:t>創14:1–16</w:t>
-        </w:r>
-      </w:hyperlink>
+      <w:r>
+        <w:rPr>
+          <w:lang w:val="zh_TW" w:bidi="zh_TW"/>
+        </w:rPr>
+        <w:t>創14:1–16</w:t>
+      </w:r>
       <w:r>
         <w:rPr>
           <w:lang w:val="zh_TW" w:bidi="zh_TW"/>
         </w:rPr>
         <w:t>）。當亞伯拉罕從戰鬥中歸來時，撒冷（即耶路撒冷；見</w:t>
       </w:r>
-      <w:hyperlink r:id="rId14">
-        <w:r>
-          <w:rPr>
-            <w:lang w:val="zh_TW" w:bidi="zh_TW"/>
-          </w:rPr>
-          <w:rPr>
-            <w:color w:val="0000EE"/>
-            <w:u w:val="single"/>
-          </w:rPr>
-          <w:t>詩76:2</w:t>
-        </w:r>
-      </w:hyperlink>
+      <w:r>
+        <w:rPr>
+          <w:lang w:val="zh_TW" w:bidi="zh_TW"/>
+        </w:rPr>
+        <w:t>詩76:2</w:t>
+      </w:r>
       <w:r>
         <w:rPr>
           <w:lang w:val="zh_TW" w:bidi="zh_TW"/>
         </w:rPr>
         <w:t>及其註腳）王麥基洗德與滿懷感激的死海聯盟諸王在一起。麥基洗德事奉那造天和地的真神，是「至高神的祭司」（</w:t>
       </w:r>
-      <w:hyperlink r:id="rId15">
-        <w:r>
-          <w:rPr>
-            <w:lang w:val="zh_TW" w:bidi="zh_TW"/>
-          </w:rPr>
-          <w:rPr>
-            <w:color w:val="0000EE"/>
-            <w:u w:val="single"/>
-          </w:rPr>
-          <w:t>創14:18</w:t>
-        </w:r>
-      </w:hyperlink>
+      <w:r>
+        <w:rPr>
+          <w:lang w:val="zh_TW" w:bidi="zh_TW"/>
+        </w:rPr>
+        <w:t>創14:18</w:t>
+      </w:r>
       <w:r>
         <w:rPr>
           <w:lang w:val="zh_TW" w:bidi="zh_TW"/>
         </w:rPr>
         <w:t>），給了亞伯拉罕餅、酒和祝福（見</w:t>
       </w:r>
-      <w:hyperlink r:id="rId16">
-        <w:r>
-          <w:rPr>
-            <w:lang w:val="zh_TW" w:bidi="zh_TW"/>
-          </w:rPr>
-          <w:rPr>
-            <w:color w:val="0000EE"/>
-            <w:u w:val="single"/>
-          </w:rPr>
-          <w:t>詩7:17</w:t>
-        </w:r>
-      </w:hyperlink>
+      <w:r>
+        <w:rPr>
+          <w:lang w:val="zh_TW" w:bidi="zh_TW"/>
+        </w:rPr>
+        <w:t>詩7:17</w:t>
+      </w:r>
       <w:r>
         <w:rPr>
           <w:lang w:val="zh_TW" w:bidi="zh_TW"/>
         </w:rPr>
         <w:t>，</w:t>
       </w:r>
-      <w:hyperlink r:id="rId17">
-        <w:r>
-          <w:rPr>
-            <w:lang w:val="zh_TW" w:bidi="zh_TW"/>
-          </w:rPr>
-          <w:rPr>
-            <w:color w:val="0000EE"/>
-            <w:u w:val="single"/>
-          </w:rPr>
-          <w:t>47:2</w:t>
-        </w:r>
-      </w:hyperlink>
+      <w:r>
+        <w:rPr>
+          <w:lang w:val="zh_TW" w:bidi="zh_TW"/>
+        </w:rPr>
+        <w:t>47:2</w:t>
+      </w:r>
       <w:r>
         <w:rPr>
           <w:lang w:val="zh_TW" w:bidi="zh_TW"/>
         </w:rPr>
         <w:t>，</w:t>
       </w:r>
-      <w:hyperlink r:id="rId18">
-        <w:r>
-          <w:rPr>
-            <w:lang w:val="zh_TW" w:bidi="zh_TW"/>
-          </w:rPr>
-          <w:rPr>
-            <w:color w:val="0000EE"/>
-            <w:u w:val="single"/>
-          </w:rPr>
-          <w:t>57:2</w:t>
-        </w:r>
-      </w:hyperlink>
+      <w:r>
+        <w:rPr>
+          <w:lang w:val="zh_TW" w:bidi="zh_TW"/>
+        </w:rPr>
+        <w:t>57:2</w:t>
+      </w:r>
       <w:r>
         <w:rPr>
           <w:lang w:val="zh_TW" w:bidi="zh_TW"/>
         </w:rPr>
         <w:t>，</w:t>
       </w:r>
-      <w:hyperlink r:id="rId19">
-        <w:r>
-          <w:rPr>
-            <w:lang w:val="zh_TW" w:bidi="zh_TW"/>
-          </w:rPr>
-          <w:rPr>
-            <w:color w:val="0000EE"/>
-            <w:u w:val="single"/>
-          </w:rPr>
-          <w:t>78:56</w:t>
-        </w:r>
-      </w:hyperlink>
+      <w:r>
+        <w:rPr>
+          <w:lang w:val="zh_TW" w:bidi="zh_TW"/>
+        </w:rPr>
+        <w:t>78:56</w:t>
+      </w:r>
       <w:r>
         <w:rPr>
           <w:lang w:val="zh_TW" w:bidi="zh_TW"/>
         </w:rPr>
         <w:t>）。麥基洗德明白亞伯拉罕敬拜真神，他因著神賜予亞伯拉罕勝利而稱頌神（</w:t>
       </w:r>
-      <w:hyperlink r:id="rId20">
-        <w:r>
-          <w:rPr>
-            <w:lang w:val="zh_TW" w:bidi="zh_TW"/>
-          </w:rPr>
-          <w:rPr>
-            <w:color w:val="0000EE"/>
-            <w:u w:val="single"/>
-          </w:rPr>
-          <w:t>創14:19–20</w:t>
-        </w:r>
-      </w:hyperlink>
+      <w:r>
+        <w:rPr>
+          <w:lang w:val="zh_TW" w:bidi="zh_TW"/>
+        </w:rPr>
+        <w:t>創14:19–20</w:t>
+      </w:r>
       <w:r>
         <w:rPr>
           <w:lang w:val="zh_TW" w:bidi="zh_TW"/>
         </w:rPr>
         <w:t>）。亞伯拉罕接受麥基洗德的禮物，並給他十分之一，這顯明麥基洗德的重要性（見</w:t>
       </w:r>
-      <w:hyperlink r:id="rId21">
-        <w:r>
-          <w:rPr>
-            <w:lang w:val="zh_TW" w:bidi="zh_TW"/>
-          </w:rPr>
-          <w:rPr>
-            <w:color w:val="0000EE"/>
-            <w:u w:val="single"/>
-          </w:rPr>
-          <w:t>來7:4–10</w:t>
-        </w:r>
-      </w:hyperlink>
+      <w:r>
+        <w:rPr>
+          <w:lang w:val="zh_TW" w:bidi="zh_TW"/>
+        </w:rPr>
+        <w:t>來7:4–10</w:t>
+      </w:r>
       <w:r>
         <w:rPr>
           <w:lang w:val="zh_TW" w:bidi="zh_TW"/>
@@ -423,36 +369,24 @@
         </w:rPr>
         <w:t>創世記記載了許多人的家族歷史，但麥基洗德突然出現，並沒有家譜記錄。他也同樣迅速消失了。在以色列後來的歷史中，大衛王可能想到這一點，他說彌賽亞（神所揀選的那位）是「永遠為祭司，照著麥基洗德的等次」（</w:t>
       </w:r>
-      <w:hyperlink r:id="rId22">
-        <w:r>
-          <w:rPr>
-            <w:lang w:val="zh_TW" w:bidi="zh_TW"/>
-          </w:rPr>
-          <w:rPr>
-            <w:color w:val="0000EE"/>
-            <w:u w:val="single"/>
-          </w:rPr>
-          <w:t>詩110:4</w:t>
-        </w:r>
-      </w:hyperlink>
+      <w:r>
+        <w:rPr>
+          <w:lang w:val="zh_TW" w:bidi="zh_TW"/>
+        </w:rPr>
+        <w:t>詩110:4</w:t>
+      </w:r>
       <w:r>
         <w:rPr>
           <w:lang w:val="zh_TW" w:bidi="zh_TW"/>
         </w:rPr>
         <w:t>；參</w:t>
       </w:r>
-      <w:hyperlink r:id="rId23">
-        <w:r>
-          <w:rPr>
-            <w:lang w:val="zh_TW" w:bidi="zh_TW"/>
-          </w:rPr>
-          <w:rPr>
-            <w:color w:val="0000EE"/>
-            <w:u w:val="single"/>
-          </w:rPr>
-          <w:t>來7:15–25</w:t>
-        </w:r>
-      </w:hyperlink>
+      <w:r>
+        <w:rPr>
+          <w:lang w:val="zh_TW" w:bidi="zh_TW"/>
+        </w:rPr>
+        <w:t>來7:15–25</w:t>
+      </w:r>
       <w:r>
         <w:rPr>
           <w:lang w:val="zh_TW" w:bidi="zh_TW"/>
@@ -471,18 +405,12 @@
         </w:rPr>
         <w:t>」，但不是神的兒子（</w:t>
       </w:r>
-      <w:hyperlink r:id="rId24">
-        <w:r>
-          <w:rPr>
-            <w:lang w:val="zh_TW" w:bidi="zh_TW"/>
-          </w:rPr>
-          <w:rPr>
-            <w:color w:val="0000EE"/>
-            <w:u w:val="single"/>
-          </w:rPr>
-          <w:t>來7:3</w:t>
-        </w:r>
-      </w:hyperlink>
+      <w:r>
+        <w:rPr>
+          <w:lang w:val="zh_TW" w:bidi="zh_TW"/>
+        </w:rPr>
+        <w:t>來7:3</w:t>
+      </w:r>
       <w:r>
         <w:rPr>
           <w:lang w:val="zh_TW" w:bidi="zh_TW"/>
@@ -503,36 +431,24 @@
         </w:rPr>
         <w:t>麥基洗德是有君尊的祭司，比以色列祭司的先祖利未更大。同樣，彌賽亞耶穌基督是比亞倫的後裔更超越的祭司。耶穌獻上了永久赦罪的祭，使人直接進到神面前（</w:t>
       </w:r>
-      <w:hyperlink r:id="rId25">
-        <w:r>
-          <w:rPr>
-            <w:lang w:val="zh_TW" w:bidi="zh_TW"/>
-          </w:rPr>
-          <w:rPr>
-            <w:color w:val="0000EE"/>
-            <w:u w:val="single"/>
-          </w:rPr>
-          <w:t>來7:24–28</w:t>
-        </w:r>
-      </w:hyperlink>
+      <w:r>
+        <w:rPr>
+          <w:lang w:val="zh_TW" w:bidi="zh_TW"/>
+        </w:rPr>
+        <w:t>來7:24–28</w:t>
+      </w:r>
       <w:r>
         <w:rPr>
           <w:lang w:val="zh_TW" w:bidi="zh_TW"/>
         </w:rPr>
         <w:t>）。祂是透過聖靈，而不是透過律法引導祂的百姓（</w:t>
       </w:r>
-      <w:hyperlink r:id="rId26">
-        <w:r>
-          <w:rPr>
-            <w:lang w:val="zh_TW" w:bidi="zh_TW"/>
-          </w:rPr>
-          <w:rPr>
-            <w:color w:val="0000EE"/>
-            <w:u w:val="single"/>
-          </w:rPr>
-          <w:t>來8:7–13</w:t>
-        </w:r>
-      </w:hyperlink>
+      <w:r>
+        <w:rPr>
+          <w:lang w:val="zh_TW" w:bidi="zh_TW"/>
+        </w:rPr>
+        <w:t>來8:7–13</w:t>
+      </w:r>
       <w:r>
         <w:rPr>
           <w:lang w:val="zh_TW" w:bidi="zh_TW"/>
@@ -562,72 +478,48 @@
           <w:lang w:val="zh_TW" w:bidi="zh_TW"/>
         </w:rPr>
       </w:r>
-      <w:hyperlink r:id="rId27">
-        <w:r>
-          <w:rPr>
-            <w:lang w:val="zh_TW" w:bidi="zh_TW"/>
-          </w:rPr>
-          <w:rPr>
-            <w:color w:val="0000EE"/>
-            <w:u w:val="single"/>
-          </w:rPr>
-          <w:t>創14:17–20</w:t>
-        </w:r>
-      </w:hyperlink>
+      <w:r>
+        <w:rPr>
+          <w:lang w:val="zh_TW" w:bidi="zh_TW"/>
+        </w:rPr>
+        <w:t>創14:17–20</w:t>
+      </w:r>
       <w:r>
         <w:rPr>
           <w:lang w:val="zh_TW" w:bidi="zh_TW"/>
         </w:rPr>
         <w:t>；</w:t>
       </w:r>
-      <w:hyperlink r:id="rId22">
-        <w:r>
-          <w:rPr>
-            <w:lang w:val="zh_TW" w:bidi="zh_TW"/>
-          </w:rPr>
-          <w:rPr>
-            <w:color w:val="0000EE"/>
-            <w:u w:val="single"/>
-          </w:rPr>
-          <w:t>詩110:4</w:t>
-        </w:r>
-      </w:hyperlink>
+      <w:r>
+        <w:rPr>
+          <w:lang w:val="zh_TW" w:bidi="zh_TW"/>
+        </w:rPr>
+        <w:t>詩110:4</w:t>
+      </w:r>
       <w:r>
         <w:rPr>
           <w:lang w:val="zh_TW" w:bidi="zh_TW"/>
         </w:rPr>
         <w:t>；</w:t>
       </w:r>
-      <w:hyperlink r:id="rId28">
-        <w:r>
-          <w:rPr>
-            <w:lang w:val="zh_TW" w:bidi="zh_TW"/>
-          </w:rPr>
-          <w:rPr>
-            <w:color w:val="0000EE"/>
-            <w:u w:val="single"/>
-          </w:rPr>
-          <w:t>來5:6–10</w:t>
-        </w:r>
-      </w:hyperlink>
+      <w:r>
+        <w:rPr>
+          <w:lang w:val="zh_TW" w:bidi="zh_TW"/>
+        </w:rPr>
+        <w:t>來5:6–10</w:t>
+      </w:r>
       <w:r>
         <w:rPr>
           <w:lang w:val="zh_TW" w:bidi="zh_TW"/>
         </w:rPr>
         <w:t>，</w:t>
       </w:r>
-      <w:hyperlink r:id="rId29">
-        <w:r>
-          <w:rPr>
-            <w:lang w:val="zh_TW" w:bidi="zh_TW"/>
-          </w:rPr>
-          <w:rPr>
-            <w:color w:val="0000EE"/>
-            <w:u w:val="single"/>
-          </w:rPr>
-          <w:t>6:20–7:28</w:t>
-        </w:r>
-      </w:hyperlink>
+      <w:r>
+        <w:rPr>
+          <w:lang w:val="zh_TW" w:bidi="zh_TW"/>
+        </w:rPr>
+        <w:t>6:20–7:28</w:t>
+      </w:r>
       <w:r>
         <w:rPr>
           <w:lang w:val="zh_TW" w:bidi="zh_TW"/>
